--- a/ai_12/arina_ovcharova/epic_1/epic_1_report_arina_ovcharova.docx
+++ b/ai_12/arina_ovcharova/epic_1/epic_1_report_arina_ovcharova.docx
@@ -106,12 +106,12 @@
             <wp:extent cx="2727722" cy="2571750"/>
             <wp:effectExtent b="0" l="0" r="0" t="0"/>
             <wp:wrapNone/>
-            <wp:docPr descr="A blue and white logo  Description automatically generated" id="6" name="image2.jpg"/>
+            <wp:docPr descr="A blue and white logo  Description automatically generated" id="14" name="image7.jpg"/>
             <a:graphic>
               <a:graphicData uri="http://schemas.openxmlformats.org/drawingml/2006/picture">
                 <pic:pic>
                   <pic:nvPicPr>
-                    <pic:cNvPr descr="A blue and white logo  Description automatically generated" id="0" name="image2.jpg"/>
+                    <pic:cNvPr descr="A blue and white logo  Description automatically generated" id="0" name="image7.jpg"/>
                     <pic:cNvPicPr preferRelativeResize="0"/>
                   </pic:nvPicPr>
                   <pic:blipFill>
@@ -813,7 +813,7 @@
           <w:szCs w:val="32"/>
         </w:rPr>
       </w:pPr>
-      <w:bookmarkStart w:colFirst="0" w:colLast="0" w:name="_je7990jyan8g" w:id="0"/>
+      <w:bookmarkStart w:colFirst="0" w:colLast="0" w:name="_pmmfc0x9je16" w:id="0"/>
       <w:bookmarkEnd w:id="0"/>
       <w:r>
         <w:rPr>
@@ -881,7 +881,7 @@
       <w:pPr>
         <w:numPr>
           <w:ilvl w:val="0"/>
-          <w:numId w:val="17"/>
+          <w:numId w:val="9"/>
         </w:numPr>
         <w:ind w:left="720" w:hanging="360"/>
         <w:jc w:val="both"/>
@@ -905,7 +905,7 @@
       <w:pPr>
         <w:numPr>
           <w:ilvl w:val="0"/>
-          <w:numId w:val="14"/>
+          <w:numId w:val="6"/>
         </w:numPr>
         <w:spacing w:line="240" w:lineRule="auto"/>
         <w:ind w:left="720" w:hanging="360"/>
@@ -935,7 +935,7 @@
       <w:pPr>
         <w:numPr>
           <w:ilvl w:val="0"/>
-          <w:numId w:val="14"/>
+          <w:numId w:val="6"/>
         </w:numPr>
         <w:spacing w:line="240" w:lineRule="auto"/>
         <w:ind w:left="720" w:hanging="360"/>
@@ -965,7 +965,7 @@
       <w:pPr>
         <w:numPr>
           <w:ilvl w:val="0"/>
-          <w:numId w:val="14"/>
+          <w:numId w:val="6"/>
         </w:numPr>
         <w:spacing w:line="240" w:lineRule="auto"/>
         <w:ind w:left="720" w:hanging="360"/>
@@ -995,7 +995,7 @@
       <w:pPr>
         <w:numPr>
           <w:ilvl w:val="0"/>
-          <w:numId w:val="14"/>
+          <w:numId w:val="6"/>
         </w:numPr>
         <w:spacing w:line="240" w:lineRule="auto"/>
         <w:ind w:left="720" w:hanging="360"/>
@@ -1025,7 +1025,7 @@
       <w:pPr>
         <w:numPr>
           <w:ilvl w:val="0"/>
-          <w:numId w:val="14"/>
+          <w:numId w:val="6"/>
         </w:numPr>
         <w:spacing w:line="240" w:lineRule="auto"/>
         <w:ind w:left="720" w:hanging="360"/>
@@ -1055,7 +1055,7 @@
       <w:pPr>
         <w:numPr>
           <w:ilvl w:val="0"/>
-          <w:numId w:val="14"/>
+          <w:numId w:val="6"/>
         </w:numPr>
         <w:spacing w:line="240" w:lineRule="auto"/>
         <w:ind w:left="720" w:hanging="360"/>
@@ -1085,7 +1085,7 @@
       <w:pPr>
         <w:numPr>
           <w:ilvl w:val="0"/>
-          <w:numId w:val="14"/>
+          <w:numId w:val="6"/>
         </w:numPr>
         <w:spacing w:line="240" w:lineRule="auto"/>
         <w:ind w:left="720" w:hanging="360"/>
@@ -1115,7 +1115,7 @@
       <w:pPr>
         <w:numPr>
           <w:ilvl w:val="0"/>
-          <w:numId w:val="14"/>
+          <w:numId w:val="6"/>
         </w:numPr>
         <w:spacing w:line="240" w:lineRule="auto"/>
         <w:ind w:left="720" w:hanging="360"/>
@@ -1162,7 +1162,7 @@
       <w:pPr>
         <w:numPr>
           <w:ilvl w:val="0"/>
-          <w:numId w:val="17"/>
+          <w:numId w:val="9"/>
         </w:numPr>
         <w:ind w:left="720" w:hanging="360"/>
         <w:jc w:val="both"/>
@@ -1186,7 +1186,7 @@
       <w:pPr>
         <w:numPr>
           <w:ilvl w:val="0"/>
-          <w:numId w:val="14"/>
+          <w:numId w:val="6"/>
         </w:numPr>
         <w:spacing w:line="240" w:lineRule="auto"/>
         <w:ind w:left="720" w:hanging="360"/>
@@ -1211,7 +1211,7 @@
       <w:pPr>
         <w:numPr>
           <w:ilvl w:val="1"/>
-          <w:numId w:val="14"/>
+          <w:numId w:val="6"/>
         </w:numPr>
         <w:spacing w:line="240" w:lineRule="auto"/>
         <w:ind w:left="1440" w:hanging="360"/>
@@ -1236,7 +1236,7 @@
       <w:pPr>
         <w:numPr>
           <w:ilvl w:val="2"/>
-          <w:numId w:val="14"/>
+          <w:numId w:val="6"/>
         </w:numPr>
         <w:ind w:left="2160" w:hanging="360"/>
         <w:jc w:val="both"/>
@@ -1267,7 +1267,7 @@
       <w:pPr>
         <w:numPr>
           <w:ilvl w:val="1"/>
-          <w:numId w:val="14"/>
+          <w:numId w:val="6"/>
         </w:numPr>
         <w:spacing w:line="240" w:lineRule="auto"/>
         <w:ind w:left="1440" w:hanging="360"/>
@@ -1292,7 +1292,7 @@
       <w:pPr>
         <w:numPr>
           <w:ilvl w:val="2"/>
-          <w:numId w:val="14"/>
+          <w:numId w:val="6"/>
         </w:numPr>
         <w:ind w:left="2160" w:hanging="360"/>
         <w:jc w:val="both"/>
@@ -1316,7 +1316,7 @@
       <w:pPr>
         <w:numPr>
           <w:ilvl w:val="1"/>
-          <w:numId w:val="14"/>
+          <w:numId w:val="6"/>
         </w:numPr>
         <w:spacing w:line="240" w:lineRule="auto"/>
         <w:ind w:left="1440" w:hanging="360"/>
@@ -1341,7 +1341,7 @@
       <w:pPr>
         <w:numPr>
           <w:ilvl w:val="1"/>
-          <w:numId w:val="14"/>
+          <w:numId w:val="6"/>
         </w:numPr>
         <w:spacing w:line="240" w:lineRule="auto"/>
         <w:ind w:left="1440" w:hanging="360"/>
@@ -1366,7 +1366,7 @@
       <w:pPr>
         <w:numPr>
           <w:ilvl w:val="1"/>
-          <w:numId w:val="14"/>
+          <w:numId w:val="6"/>
         </w:numPr>
         <w:spacing w:line="240" w:lineRule="auto"/>
         <w:ind w:left="1440" w:hanging="360"/>
@@ -1391,7 +1391,7 @@
       <w:pPr>
         <w:numPr>
           <w:ilvl w:val="0"/>
-          <w:numId w:val="14"/>
+          <w:numId w:val="6"/>
         </w:numPr>
         <w:spacing w:line="240" w:lineRule="auto"/>
         <w:ind w:left="720" w:hanging="360"/>
@@ -1416,7 +1416,7 @@
       <w:pPr>
         <w:numPr>
           <w:ilvl w:val="1"/>
-          <w:numId w:val="14"/>
+          <w:numId w:val="6"/>
         </w:numPr>
         <w:spacing w:line="240" w:lineRule="auto"/>
         <w:ind w:left="1440" w:hanging="360"/>
@@ -1441,7 +1441,7 @@
       <w:pPr>
         <w:numPr>
           <w:ilvl w:val="2"/>
-          <w:numId w:val="14"/>
+          <w:numId w:val="6"/>
         </w:numPr>
         <w:spacing w:line="240" w:lineRule="auto"/>
         <w:ind w:left="2160" w:hanging="360"/>
@@ -1479,7 +1479,7 @@
       <w:pPr>
         <w:numPr>
           <w:ilvl w:val="2"/>
-          <w:numId w:val="14"/>
+          <w:numId w:val="6"/>
         </w:numPr>
         <w:spacing w:line="240" w:lineRule="auto"/>
         <w:ind w:left="2160" w:hanging="360"/>
@@ -1504,7 +1504,7 @@
       <w:pPr>
         <w:numPr>
           <w:ilvl w:val="2"/>
-          <w:numId w:val="14"/>
+          <w:numId w:val="6"/>
         </w:numPr>
         <w:spacing w:line="240" w:lineRule="auto"/>
         <w:ind w:left="2160" w:hanging="360"/>
@@ -1538,7 +1538,7 @@
       <w:pPr>
         <w:numPr>
           <w:ilvl w:val="2"/>
-          <w:numId w:val="14"/>
+          <w:numId w:val="6"/>
         </w:numPr>
         <w:spacing w:line="240" w:lineRule="auto"/>
         <w:ind w:left="2160" w:hanging="360"/>
@@ -1563,7 +1563,7 @@
       <w:pPr>
         <w:numPr>
           <w:ilvl w:val="2"/>
-          <w:numId w:val="14"/>
+          <w:numId w:val="6"/>
         </w:numPr>
         <w:spacing w:line="240" w:lineRule="auto"/>
         <w:ind w:left="2160" w:hanging="360"/>
@@ -1597,7 +1597,7 @@
       <w:pPr>
         <w:numPr>
           <w:ilvl w:val="2"/>
-          <w:numId w:val="14"/>
+          <w:numId w:val="6"/>
         </w:numPr>
         <w:spacing w:line="240" w:lineRule="auto"/>
         <w:ind w:left="2160" w:hanging="360"/>
@@ -1631,7 +1631,7 @@
       <w:pPr>
         <w:numPr>
           <w:ilvl w:val="2"/>
-          <w:numId w:val="14"/>
+          <w:numId w:val="6"/>
         </w:numPr>
         <w:spacing w:line="240" w:lineRule="auto"/>
         <w:ind w:left="2160" w:hanging="360"/>
@@ -1665,7 +1665,7 @@
       <w:pPr>
         <w:numPr>
           <w:ilvl w:val="2"/>
-          <w:numId w:val="14"/>
+          <w:numId w:val="6"/>
         </w:numPr>
         <w:spacing w:line="240" w:lineRule="auto"/>
         <w:ind w:left="2160" w:hanging="360"/>
@@ -1699,7 +1699,7 @@
       <w:pPr>
         <w:numPr>
           <w:ilvl w:val="1"/>
-          <w:numId w:val="14"/>
+          <w:numId w:val="6"/>
         </w:numPr>
         <w:spacing w:line="240" w:lineRule="auto"/>
         <w:ind w:left="1440" w:hanging="360"/>
@@ -1724,7 +1724,7 @@
       <w:pPr>
         <w:numPr>
           <w:ilvl w:val="2"/>
-          <w:numId w:val="14"/>
+          <w:numId w:val="6"/>
         </w:numPr>
         <w:spacing w:line="240" w:lineRule="auto"/>
         <w:ind w:left="2160" w:hanging="360"/>
@@ -1749,7 +1749,7 @@
       <w:pPr>
         <w:numPr>
           <w:ilvl w:val="2"/>
-          <w:numId w:val="14"/>
+          <w:numId w:val="6"/>
         </w:numPr>
         <w:spacing w:line="240" w:lineRule="auto"/>
         <w:ind w:left="2160" w:hanging="360"/>
@@ -1774,7 +1774,7 @@
       <w:pPr>
         <w:numPr>
           <w:ilvl w:val="2"/>
-          <w:numId w:val="14"/>
+          <w:numId w:val="6"/>
         </w:numPr>
         <w:spacing w:line="240" w:lineRule="auto"/>
         <w:ind w:left="2160" w:hanging="360"/>
@@ -1799,7 +1799,7 @@
       <w:pPr>
         <w:numPr>
           <w:ilvl w:val="1"/>
-          <w:numId w:val="14"/>
+          <w:numId w:val="6"/>
         </w:numPr>
         <w:spacing w:line="240" w:lineRule="auto"/>
         <w:ind w:left="1440" w:hanging="360"/>
@@ -1824,7 +1824,7 @@
       <w:pPr>
         <w:numPr>
           <w:ilvl w:val="1"/>
-          <w:numId w:val="14"/>
+          <w:numId w:val="6"/>
         </w:numPr>
         <w:spacing w:line="240" w:lineRule="auto"/>
         <w:ind w:left="1440" w:hanging="360"/>
@@ -1849,7 +1849,7 @@
       <w:pPr>
         <w:numPr>
           <w:ilvl w:val="1"/>
-          <w:numId w:val="14"/>
+          <w:numId w:val="6"/>
         </w:numPr>
         <w:spacing w:line="240" w:lineRule="auto"/>
         <w:ind w:left="1440" w:hanging="360"/>
@@ -1874,7 +1874,7 @@
       <w:pPr>
         <w:numPr>
           <w:ilvl w:val="0"/>
-          <w:numId w:val="14"/>
+          <w:numId w:val="6"/>
         </w:numPr>
         <w:spacing w:line="240" w:lineRule="auto"/>
         <w:ind w:left="720" w:hanging="360"/>
@@ -1899,7 +1899,7 @@
       <w:pPr>
         <w:numPr>
           <w:ilvl w:val="1"/>
-          <w:numId w:val="14"/>
+          <w:numId w:val="6"/>
         </w:numPr>
         <w:spacing w:line="240" w:lineRule="auto"/>
         <w:ind w:left="1440" w:hanging="360"/>
@@ -1924,7 +1924,7 @@
       <w:pPr>
         <w:numPr>
           <w:ilvl w:val="2"/>
-          <w:numId w:val="14"/>
+          <w:numId w:val="6"/>
         </w:numPr>
         <w:spacing w:line="240" w:lineRule="auto"/>
         <w:ind w:left="2160" w:hanging="360"/>
@@ -1949,7 +1949,7 @@
       <w:pPr>
         <w:numPr>
           <w:ilvl w:val="2"/>
-          <w:numId w:val="14"/>
+          <w:numId w:val="6"/>
         </w:numPr>
         <w:spacing w:line="240" w:lineRule="auto"/>
         <w:ind w:left="2160" w:hanging="360"/>
@@ -1974,7 +1974,7 @@
       <w:pPr>
         <w:numPr>
           <w:ilvl w:val="2"/>
-          <w:numId w:val="14"/>
+          <w:numId w:val="6"/>
         </w:numPr>
         <w:spacing w:line="240" w:lineRule="auto"/>
         <w:ind w:left="2160" w:hanging="360"/>
@@ -2017,7 +2017,7 @@
       <w:pPr>
         <w:numPr>
           <w:ilvl w:val="1"/>
-          <w:numId w:val="14"/>
+          <w:numId w:val="6"/>
         </w:numPr>
         <w:spacing w:line="240" w:lineRule="auto"/>
         <w:ind w:left="1440" w:hanging="360"/>
@@ -2042,7 +2042,7 @@
       <w:pPr>
         <w:numPr>
           <w:ilvl w:val="2"/>
-          <w:numId w:val="14"/>
+          <w:numId w:val="6"/>
         </w:numPr>
         <w:spacing w:line="240" w:lineRule="auto"/>
         <w:ind w:left="2160" w:hanging="360"/>
@@ -2067,7 +2067,7 @@
       <w:pPr>
         <w:numPr>
           <w:ilvl w:val="2"/>
-          <w:numId w:val="14"/>
+          <w:numId w:val="6"/>
         </w:numPr>
         <w:spacing w:line="240" w:lineRule="auto"/>
         <w:ind w:left="2160" w:hanging="360"/>
@@ -2092,7 +2092,7 @@
       <w:pPr>
         <w:numPr>
           <w:ilvl w:val="1"/>
-          <w:numId w:val="14"/>
+          <w:numId w:val="6"/>
         </w:numPr>
         <w:spacing w:line="240" w:lineRule="auto"/>
         <w:ind w:left="1440" w:hanging="360"/>
@@ -2117,7 +2117,7 @@
       <w:pPr>
         <w:numPr>
           <w:ilvl w:val="1"/>
-          <w:numId w:val="14"/>
+          <w:numId w:val="6"/>
         </w:numPr>
         <w:spacing w:line="240" w:lineRule="auto"/>
         <w:ind w:left="1440" w:hanging="360"/>
@@ -2142,7 +2142,7 @@
       <w:pPr>
         <w:numPr>
           <w:ilvl w:val="1"/>
-          <w:numId w:val="14"/>
+          <w:numId w:val="6"/>
         </w:numPr>
         <w:spacing w:line="240" w:lineRule="auto"/>
         <w:ind w:left="1440" w:hanging="360"/>
@@ -2167,7 +2167,7 @@
       <w:pPr>
         <w:numPr>
           <w:ilvl w:val="0"/>
-          <w:numId w:val="14"/>
+          <w:numId w:val="6"/>
         </w:numPr>
         <w:spacing w:line="240" w:lineRule="auto"/>
         <w:ind w:left="720" w:hanging="360"/>
@@ -2192,7 +2192,7 @@
       <w:pPr>
         <w:numPr>
           <w:ilvl w:val="1"/>
-          <w:numId w:val="14"/>
+          <w:numId w:val="6"/>
         </w:numPr>
         <w:spacing w:line="240" w:lineRule="auto"/>
         <w:ind w:left="1440" w:hanging="360"/>
@@ -2217,7 +2217,7 @@
       <w:pPr>
         <w:numPr>
           <w:ilvl w:val="2"/>
-          <w:numId w:val="14"/>
+          <w:numId w:val="6"/>
         </w:numPr>
         <w:spacing w:line="240" w:lineRule="auto"/>
         <w:ind w:left="2160" w:hanging="360"/>
@@ -2242,7 +2242,7 @@
       <w:pPr>
         <w:numPr>
           <w:ilvl w:val="2"/>
-          <w:numId w:val="14"/>
+          <w:numId w:val="6"/>
         </w:numPr>
         <w:spacing w:line="240" w:lineRule="auto"/>
         <w:ind w:left="2160" w:hanging="360"/>
@@ -2276,7 +2276,7 @@
       <w:pPr>
         <w:numPr>
           <w:ilvl w:val="2"/>
-          <w:numId w:val="14"/>
+          <w:numId w:val="6"/>
         </w:numPr>
         <w:spacing w:line="240" w:lineRule="auto"/>
         <w:ind w:left="2160" w:hanging="360"/>
@@ -2310,7 +2310,7 @@
       <w:pPr>
         <w:numPr>
           <w:ilvl w:val="1"/>
-          <w:numId w:val="14"/>
+          <w:numId w:val="6"/>
         </w:numPr>
         <w:spacing w:line="240" w:lineRule="auto"/>
         <w:ind w:left="1440" w:hanging="360"/>
@@ -2335,7 +2335,7 @@
       <w:pPr>
         <w:numPr>
           <w:ilvl w:val="2"/>
-          <w:numId w:val="14"/>
+          <w:numId w:val="6"/>
         </w:numPr>
         <w:spacing w:line="240" w:lineRule="auto"/>
         <w:ind w:left="2160" w:hanging="360"/>
@@ -2360,7 +2360,7 @@
       <w:pPr>
         <w:numPr>
           <w:ilvl w:val="2"/>
-          <w:numId w:val="14"/>
+          <w:numId w:val="6"/>
         </w:numPr>
         <w:spacing w:line="240" w:lineRule="auto"/>
         <w:ind w:left="2160" w:hanging="360"/>
@@ -2385,7 +2385,7 @@
       <w:pPr>
         <w:numPr>
           <w:ilvl w:val="2"/>
-          <w:numId w:val="14"/>
+          <w:numId w:val="6"/>
         </w:numPr>
         <w:spacing w:line="240" w:lineRule="auto"/>
         <w:ind w:left="2160" w:hanging="360"/>
@@ -2410,7 +2410,7 @@
       <w:pPr>
         <w:numPr>
           <w:ilvl w:val="1"/>
-          <w:numId w:val="14"/>
+          <w:numId w:val="6"/>
         </w:numPr>
         <w:spacing w:line="240" w:lineRule="auto"/>
         <w:ind w:left="1440" w:hanging="360"/>
@@ -2435,7 +2435,7 @@
       <w:pPr>
         <w:numPr>
           <w:ilvl w:val="1"/>
-          <w:numId w:val="14"/>
+          <w:numId w:val="6"/>
         </w:numPr>
         <w:spacing w:line="240" w:lineRule="auto"/>
         <w:ind w:left="1440" w:hanging="360"/>
@@ -2460,7 +2460,7 @@
       <w:pPr>
         <w:numPr>
           <w:ilvl w:val="1"/>
-          <w:numId w:val="14"/>
+          <w:numId w:val="6"/>
         </w:numPr>
         <w:spacing w:line="240" w:lineRule="auto"/>
         <w:ind w:left="1440" w:hanging="360"/>
@@ -2488,7 +2488,7 @@
       <w:pPr>
         <w:numPr>
           <w:ilvl w:val="0"/>
-          <w:numId w:val="14"/>
+          <w:numId w:val="6"/>
         </w:numPr>
         <w:spacing w:line="240" w:lineRule="auto"/>
         <w:ind w:left="720" w:hanging="360"/>
@@ -2513,7 +2513,7 @@
       <w:pPr>
         <w:numPr>
           <w:ilvl w:val="1"/>
-          <w:numId w:val="14"/>
+          <w:numId w:val="6"/>
         </w:numPr>
         <w:spacing w:line="240" w:lineRule="auto"/>
         <w:ind w:left="1440" w:hanging="360"/>
@@ -2538,7 +2538,7 @@
       <w:pPr>
         <w:numPr>
           <w:ilvl w:val="2"/>
-          <w:numId w:val="14"/>
+          <w:numId w:val="6"/>
         </w:numPr>
         <w:spacing w:line="240" w:lineRule="auto"/>
         <w:ind w:left="2160" w:hanging="360"/>
@@ -2572,7 +2572,7 @@
       <w:pPr>
         <w:numPr>
           <w:ilvl w:val="2"/>
-          <w:numId w:val="14"/>
+          <w:numId w:val="6"/>
         </w:numPr>
         <w:spacing w:line="240" w:lineRule="auto"/>
         <w:ind w:left="2160" w:hanging="360"/>
@@ -2597,7 +2597,7 @@
       <w:pPr>
         <w:numPr>
           <w:ilvl w:val="2"/>
-          <w:numId w:val="14"/>
+          <w:numId w:val="6"/>
         </w:numPr>
         <w:spacing w:line="240" w:lineRule="auto"/>
         <w:ind w:left="2160" w:hanging="360"/>
@@ -2631,7 +2631,7 @@
       <w:pPr>
         <w:numPr>
           <w:ilvl w:val="2"/>
-          <w:numId w:val="14"/>
+          <w:numId w:val="6"/>
         </w:numPr>
         <w:spacing w:line="240" w:lineRule="auto"/>
         <w:ind w:left="2160" w:hanging="360"/>
@@ -2665,7 +2665,7 @@
       <w:pPr>
         <w:numPr>
           <w:ilvl w:val="2"/>
-          <w:numId w:val="14"/>
+          <w:numId w:val="6"/>
         </w:numPr>
         <w:spacing w:line="240" w:lineRule="auto"/>
         <w:ind w:left="2160" w:hanging="360"/>
@@ -2699,7 +2699,7 @@
       <w:pPr>
         <w:numPr>
           <w:ilvl w:val="1"/>
-          <w:numId w:val="14"/>
+          <w:numId w:val="6"/>
         </w:numPr>
         <w:spacing w:line="240" w:lineRule="auto"/>
         <w:ind w:left="1440" w:hanging="360"/>
@@ -2724,7 +2724,7 @@
       <w:pPr>
         <w:numPr>
           <w:ilvl w:val="2"/>
-          <w:numId w:val="14"/>
+          <w:numId w:val="6"/>
         </w:numPr>
         <w:spacing w:line="240" w:lineRule="auto"/>
         <w:ind w:left="2160" w:hanging="360"/>
@@ -2749,7 +2749,7 @@
       <w:pPr>
         <w:numPr>
           <w:ilvl w:val="2"/>
-          <w:numId w:val="14"/>
+          <w:numId w:val="6"/>
         </w:numPr>
         <w:spacing w:line="240" w:lineRule="auto"/>
         <w:ind w:left="2160" w:hanging="360"/>
@@ -2774,7 +2774,7 @@
       <w:pPr>
         <w:numPr>
           <w:ilvl w:val="2"/>
-          <w:numId w:val="14"/>
+          <w:numId w:val="6"/>
         </w:numPr>
         <w:spacing w:line="240" w:lineRule="auto"/>
         <w:ind w:left="2160" w:hanging="360"/>
@@ -2799,7 +2799,7 @@
       <w:pPr>
         <w:numPr>
           <w:ilvl w:val="2"/>
-          <w:numId w:val="14"/>
+          <w:numId w:val="6"/>
         </w:numPr>
         <w:spacing w:line="240" w:lineRule="auto"/>
         <w:ind w:left="2160" w:hanging="360"/>
@@ -2824,7 +2824,7 @@
       <w:pPr>
         <w:numPr>
           <w:ilvl w:val="1"/>
-          <w:numId w:val="14"/>
+          <w:numId w:val="6"/>
         </w:numPr>
         <w:spacing w:line="240" w:lineRule="auto"/>
         <w:ind w:left="1440" w:hanging="360"/>
@@ -2849,7 +2849,7 @@
       <w:pPr>
         <w:numPr>
           <w:ilvl w:val="1"/>
-          <w:numId w:val="14"/>
+          <w:numId w:val="6"/>
         </w:numPr>
         <w:spacing w:line="240" w:lineRule="auto"/>
         <w:ind w:left="1440" w:hanging="360"/>
@@ -2874,7 +2874,7 @@
       <w:pPr>
         <w:numPr>
           <w:ilvl w:val="1"/>
-          <w:numId w:val="14"/>
+          <w:numId w:val="6"/>
         </w:numPr>
         <w:spacing w:line="240" w:lineRule="auto"/>
         <w:ind w:left="1440" w:hanging="360"/>
@@ -2902,7 +2902,7 @@
       <w:pPr>
         <w:numPr>
           <w:ilvl w:val="0"/>
-          <w:numId w:val="14"/>
+          <w:numId w:val="6"/>
         </w:numPr>
         <w:spacing w:line="240" w:lineRule="auto"/>
         <w:ind w:left="720" w:hanging="360"/>
@@ -2927,7 +2927,7 @@
       <w:pPr>
         <w:numPr>
           <w:ilvl w:val="1"/>
-          <w:numId w:val="14"/>
+          <w:numId w:val="6"/>
         </w:numPr>
         <w:spacing w:line="240" w:lineRule="auto"/>
         <w:ind w:left="1440" w:hanging="360"/>
@@ -2952,7 +2952,7 @@
       <w:pPr>
         <w:numPr>
           <w:ilvl w:val="2"/>
-          <w:numId w:val="14"/>
+          <w:numId w:val="6"/>
         </w:numPr>
         <w:spacing w:line="240" w:lineRule="auto"/>
         <w:ind w:left="2160" w:hanging="360"/>
@@ -2977,7 +2977,7 @@
       <w:pPr>
         <w:numPr>
           <w:ilvl w:val="2"/>
-          <w:numId w:val="14"/>
+          <w:numId w:val="6"/>
         </w:numPr>
         <w:spacing w:line="240" w:lineRule="auto"/>
         <w:ind w:left="2160" w:hanging="360"/>
@@ -3002,7 +3002,7 @@
       <w:pPr>
         <w:numPr>
           <w:ilvl w:val="2"/>
-          <w:numId w:val="14"/>
+          <w:numId w:val="6"/>
         </w:numPr>
         <w:spacing w:line="240" w:lineRule="auto"/>
         <w:ind w:left="2160" w:hanging="360"/>
@@ -3027,7 +3027,7 @@
       <w:pPr>
         <w:numPr>
           <w:ilvl w:val="1"/>
-          <w:numId w:val="14"/>
+          <w:numId w:val="6"/>
         </w:numPr>
         <w:spacing w:line="240" w:lineRule="auto"/>
         <w:ind w:left="1440" w:hanging="360"/>
@@ -3052,7 +3052,7 @@
       <w:pPr>
         <w:numPr>
           <w:ilvl w:val="2"/>
-          <w:numId w:val="14"/>
+          <w:numId w:val="6"/>
         </w:numPr>
         <w:spacing w:line="240" w:lineRule="auto"/>
         <w:ind w:left="2160" w:hanging="360"/>
@@ -3077,7 +3077,7 @@
       <w:pPr>
         <w:numPr>
           <w:ilvl w:val="2"/>
-          <w:numId w:val="14"/>
+          <w:numId w:val="6"/>
         </w:numPr>
         <w:spacing w:line="240" w:lineRule="auto"/>
         <w:ind w:left="2160" w:hanging="360"/>
@@ -3102,7 +3102,7 @@
       <w:pPr>
         <w:numPr>
           <w:ilvl w:val="1"/>
-          <w:numId w:val="14"/>
+          <w:numId w:val="6"/>
         </w:numPr>
         <w:spacing w:line="240" w:lineRule="auto"/>
         <w:ind w:left="1440" w:hanging="360"/>
@@ -3127,7 +3127,7 @@
       <w:pPr>
         <w:numPr>
           <w:ilvl w:val="1"/>
-          <w:numId w:val="14"/>
+          <w:numId w:val="6"/>
         </w:numPr>
         <w:spacing w:line="240" w:lineRule="auto"/>
         <w:ind w:left="1440" w:hanging="360"/>
@@ -3152,7 +3152,7 @@
       <w:pPr>
         <w:numPr>
           <w:ilvl w:val="1"/>
-          <w:numId w:val="14"/>
+          <w:numId w:val="6"/>
         </w:numPr>
         <w:spacing w:line="240" w:lineRule="auto"/>
         <w:ind w:left="1440" w:hanging="360"/>
@@ -3180,7 +3180,7 @@
       <w:pPr>
         <w:numPr>
           <w:ilvl w:val="0"/>
-          <w:numId w:val="14"/>
+          <w:numId w:val="6"/>
         </w:numPr>
         <w:spacing w:line="240" w:lineRule="auto"/>
         <w:ind w:left="720" w:hanging="360"/>
@@ -3205,7 +3205,7 @@
       <w:pPr>
         <w:numPr>
           <w:ilvl w:val="1"/>
-          <w:numId w:val="14"/>
+          <w:numId w:val="6"/>
         </w:numPr>
         <w:spacing w:line="240" w:lineRule="auto"/>
         <w:ind w:left="1440" w:hanging="360"/>
@@ -3230,7 +3230,7 @@
       <w:pPr>
         <w:numPr>
           <w:ilvl w:val="2"/>
-          <w:numId w:val="14"/>
+          <w:numId w:val="6"/>
         </w:numPr>
         <w:spacing w:line="240" w:lineRule="auto"/>
         <w:ind w:left="2160" w:hanging="360"/>
@@ -3261,7 +3261,7 @@
       <w:pPr>
         <w:numPr>
           <w:ilvl w:val="1"/>
-          <w:numId w:val="14"/>
+          <w:numId w:val="6"/>
         </w:numPr>
         <w:spacing w:line="240" w:lineRule="auto"/>
         <w:ind w:left="1440" w:hanging="360"/>
@@ -3286,7 +3286,7 @@
       <w:pPr>
         <w:numPr>
           <w:ilvl w:val="2"/>
-          <w:numId w:val="14"/>
+          <w:numId w:val="6"/>
         </w:numPr>
         <w:spacing w:line="240" w:lineRule="auto"/>
         <w:ind w:left="2160" w:hanging="360"/>
@@ -3311,7 +3311,7 @@
       <w:pPr>
         <w:numPr>
           <w:ilvl w:val="2"/>
-          <w:numId w:val="14"/>
+          <w:numId w:val="6"/>
         </w:numPr>
         <w:spacing w:line="240" w:lineRule="auto"/>
         <w:ind w:left="2160" w:hanging="360"/>
@@ -3336,7 +3336,7 @@
       <w:pPr>
         <w:numPr>
           <w:ilvl w:val="2"/>
-          <w:numId w:val="14"/>
+          <w:numId w:val="6"/>
         </w:numPr>
         <w:spacing w:line="240" w:lineRule="auto"/>
         <w:ind w:left="2160" w:hanging="360"/>
@@ -3361,7 +3361,7 @@
       <w:pPr>
         <w:numPr>
           <w:ilvl w:val="1"/>
-          <w:numId w:val="14"/>
+          <w:numId w:val="6"/>
         </w:numPr>
         <w:spacing w:line="240" w:lineRule="auto"/>
         <w:ind w:left="1440" w:hanging="360"/>
@@ -3386,7 +3386,7 @@
       <w:pPr>
         <w:numPr>
           <w:ilvl w:val="1"/>
-          <w:numId w:val="14"/>
+          <w:numId w:val="6"/>
         </w:numPr>
         <w:spacing w:line="240" w:lineRule="auto"/>
         <w:ind w:left="1440" w:hanging="360"/>
@@ -3411,7 +3411,7 @@
       <w:pPr>
         <w:numPr>
           <w:ilvl w:val="1"/>
-          <w:numId w:val="14"/>
+          <w:numId w:val="6"/>
         </w:numPr>
         <w:spacing w:line="240" w:lineRule="auto"/>
         <w:ind w:left="1440" w:hanging="360"/>
@@ -3439,7 +3439,7 @@
       <w:pPr>
         <w:numPr>
           <w:ilvl w:val="0"/>
-          <w:numId w:val="14"/>
+          <w:numId w:val="6"/>
         </w:numPr>
         <w:spacing w:line="240" w:lineRule="auto"/>
         <w:ind w:left="720" w:hanging="360"/>
@@ -3464,7 +3464,7 @@
       <w:pPr>
         <w:numPr>
           <w:ilvl w:val="1"/>
-          <w:numId w:val="14"/>
+          <w:numId w:val="6"/>
         </w:numPr>
         <w:spacing w:line="240" w:lineRule="auto"/>
         <w:ind w:left="1440" w:hanging="360"/>
@@ -3489,7 +3489,7 @@
       <w:pPr>
         <w:numPr>
           <w:ilvl w:val="2"/>
-          <w:numId w:val="14"/>
+          <w:numId w:val="6"/>
         </w:numPr>
         <w:spacing w:line="240" w:lineRule="auto"/>
         <w:ind w:left="2160" w:hanging="360"/>
@@ -3523,7 +3523,7 @@
       <w:pPr>
         <w:numPr>
           <w:ilvl w:val="1"/>
-          <w:numId w:val="14"/>
+          <w:numId w:val="6"/>
         </w:numPr>
         <w:spacing w:line="240" w:lineRule="auto"/>
         <w:ind w:left="1440" w:hanging="360"/>
@@ -3548,7 +3548,7 @@
       <w:pPr>
         <w:numPr>
           <w:ilvl w:val="2"/>
-          <w:numId w:val="14"/>
+          <w:numId w:val="6"/>
         </w:numPr>
         <w:spacing w:line="240" w:lineRule="auto"/>
         <w:ind w:left="2160" w:hanging="360"/>
@@ -3573,7 +3573,7 @@
       <w:pPr>
         <w:numPr>
           <w:ilvl w:val="2"/>
-          <w:numId w:val="14"/>
+          <w:numId w:val="6"/>
         </w:numPr>
         <w:spacing w:line="240" w:lineRule="auto"/>
         <w:ind w:left="2160" w:hanging="360"/>
@@ -3598,7 +3598,7 @@
       <w:pPr>
         <w:numPr>
           <w:ilvl w:val="1"/>
-          <w:numId w:val="14"/>
+          <w:numId w:val="6"/>
         </w:numPr>
         <w:spacing w:line="240" w:lineRule="auto"/>
         <w:ind w:left="1440" w:hanging="360"/>
@@ -3623,7 +3623,7 @@
       <w:pPr>
         <w:numPr>
           <w:ilvl w:val="1"/>
-          <w:numId w:val="14"/>
+          <w:numId w:val="6"/>
         </w:numPr>
         <w:spacing w:line="240" w:lineRule="auto"/>
         <w:ind w:left="1440" w:hanging="360"/>
@@ -3648,7 +3648,7 @@
       <w:pPr>
         <w:numPr>
           <w:ilvl w:val="1"/>
-          <w:numId w:val="14"/>
+          <w:numId w:val="6"/>
         </w:numPr>
         <w:spacing w:line="240" w:lineRule="auto"/>
         <w:ind w:left="1440" w:hanging="360"/>
@@ -3782,7 +3782,7 @@
       <w:pPr>
         <w:numPr>
           <w:ilvl w:val="0"/>
-          <w:numId w:val="4"/>
+          <w:numId w:val="12"/>
         </w:numPr>
         <w:spacing w:line="259" w:lineRule="auto"/>
         <w:ind w:left="720" w:hanging="360"/>
@@ -3870,7 +3870,7 @@
       <w:pPr>
         <w:numPr>
           <w:ilvl w:val="0"/>
-          <w:numId w:val="5"/>
+          <w:numId w:val="13"/>
         </w:numPr>
         <w:spacing w:line="240" w:lineRule="auto"/>
         <w:ind w:left="720" w:hanging="360"/>
@@ -3933,7 +3933,7 @@
       <w:pPr>
         <w:numPr>
           <w:ilvl w:val="0"/>
-          <w:numId w:val="5"/>
+          <w:numId w:val="13"/>
         </w:numPr>
         <w:spacing w:line="240" w:lineRule="auto"/>
         <w:ind w:left="720" w:hanging="360"/>
@@ -3951,7 +3951,7 @@
           <w:szCs w:val="24"/>
           <w:rtl w:val="0"/>
         </w:rPr>
-        <w:t>Налаштувати WSL на Windows системі. Навчитись користуватись базовими консольними командами.</w:t>
+        <w:t xml:space="preserve">Налаштувати WSL на Windows системі. Навчитись користуватись базовими консольними командами.</w:t>
       </w:r>
     </w:p>
     <w:p>
@@ -3996,7 +3996,7 @@
       <w:pPr>
         <w:numPr>
           <w:ilvl w:val="0"/>
-          <w:numId w:val="5"/>
+          <w:numId w:val="13"/>
         </w:numPr>
         <w:spacing w:line="240" w:lineRule="auto"/>
         <w:ind w:left="720" w:hanging="360"/>
@@ -4059,7 +4059,7 @@
       <w:pPr>
         <w:numPr>
           <w:ilvl w:val="0"/>
-          <w:numId w:val="5"/>
+          <w:numId w:val="13"/>
         </w:numPr>
         <w:spacing w:line="240" w:lineRule="auto"/>
         <w:ind w:left="720" w:hanging="360"/>
@@ -4122,7 +4122,7 @@
       <w:pPr>
         <w:numPr>
           <w:ilvl w:val="0"/>
-          <w:numId w:val="5"/>
+          <w:numId w:val="13"/>
         </w:numPr>
         <w:spacing w:line="240" w:lineRule="auto"/>
         <w:ind w:left="720" w:hanging="360"/>
@@ -4185,7 +4185,7 @@
       <w:pPr>
         <w:numPr>
           <w:ilvl w:val="0"/>
-          <w:numId w:val="5"/>
+          <w:numId w:val="13"/>
         </w:numPr>
         <w:spacing w:line="240" w:lineRule="auto"/>
         <w:ind w:left="720" w:hanging="360"/>
@@ -4248,7 +4248,7 @@
       <w:pPr>
         <w:numPr>
           <w:ilvl w:val="0"/>
-          <w:numId w:val="5"/>
+          <w:numId w:val="13"/>
         </w:numPr>
         <w:spacing w:line="240" w:lineRule="auto"/>
         <w:ind w:left="720" w:hanging="360"/>
@@ -4311,7 +4311,7 @@
       <w:pPr>
         <w:numPr>
           <w:ilvl w:val="0"/>
-          <w:numId w:val="12"/>
+          <w:numId w:val="4"/>
         </w:numPr>
         <w:ind w:left="720" w:hanging="360"/>
         <w:jc w:val="both"/>
@@ -4334,7 +4334,7 @@
       </w:r>
       <w:r>
         <w:rPr>
-          <w:rFonts w:ascii="Times New Roman" w:cs="Times New Roman" w:eastAsia="Times New Roman" w:hAnsi="Times New Roman"/>
+          <w:rFonts w:ascii="Gungsuh" w:cs="Gungsuh" w:eastAsia="Gungsuh" w:hAnsi="Gungsuh"/>
           <w:sz w:val="24"/>
           <w:szCs w:val="24"/>
           <w:rtl w:val="0"/>
@@ -4346,7 +4346,7 @@
       <w:pPr>
         <w:numPr>
           <w:ilvl w:val="0"/>
-          <w:numId w:val="12"/>
+          <w:numId w:val="4"/>
         </w:numPr>
         <w:ind w:left="720" w:hanging="360"/>
         <w:jc w:val="both"/>
@@ -4503,7 +4503,7 @@
       <w:pPr>
         <w:numPr>
           <w:ilvl w:val="0"/>
-          <w:numId w:val="5"/>
+          <w:numId w:val="13"/>
         </w:numPr>
         <w:spacing w:line="240" w:lineRule="auto"/>
         <w:ind w:left="720" w:hanging="360"/>
@@ -4563,7 +4563,7 @@
       <w:pPr>
         <w:numPr>
           <w:ilvl w:val="0"/>
-          <w:numId w:val="5"/>
+          <w:numId w:val="13"/>
         </w:numPr>
         <w:spacing w:line="240" w:lineRule="auto"/>
         <w:ind w:left="720" w:hanging="360"/>
@@ -4671,7 +4671,7 @@
       <w:pPr>
         <w:numPr>
           <w:ilvl w:val="0"/>
-          <w:numId w:val="13"/>
+          <w:numId w:val="5"/>
         </w:numPr>
         <w:spacing w:after="160" w:line="256" w:lineRule="auto"/>
         <w:ind w:left="720" w:hanging="360"/>
@@ -4723,7 +4723,7 @@
           <mc:Choice Requires="wpg">
             <w:drawing>
               <wp:inline distB="0" distT="0" distL="0" distR="0">
-                <wp:extent cx="314325" cy="314325"/>
+                <wp:extent cx="323850" cy="323850"/>
                 <wp:effectExtent b="0" l="0" r="0" t="0"/>
                 <wp:docPr id="2" name=""/>
                 <a:graphic>
@@ -4768,14 +4768,14 @@
           <mc:Fallback>
             <w:drawing>
               <wp:inline distB="0" distT="0" distL="0" distR="0">
-                <wp:extent cx="314325" cy="314325"/>
+                <wp:extent cx="323850" cy="323850"/>
                 <wp:effectExtent b="0" l="0" r="0" t="0"/>
-                <wp:docPr id="2" name="image19.png"/>
+                <wp:docPr id="2" name="image21.png"/>
                 <a:graphic>
                   <a:graphicData uri="http://schemas.openxmlformats.org/drawingml/2006/picture">
                     <pic:pic>
                       <pic:nvPicPr>
-                        <pic:cNvPr id="0" name="image19.png"/>
+                        <pic:cNvPr id="0" name="image21.png"/>
                         <pic:cNvPicPr preferRelativeResize="0"/>
                       </pic:nvPicPr>
                       <pic:blipFill>
@@ -4788,7 +4788,7 @@
                       <pic:spPr>
                         <a:xfrm>
                           <a:off x="0" y="0"/>
-                          <a:ext cx="314325" cy="314325"/>
+                          <a:ext cx="323850" cy="323850"/>
                         </a:xfrm>
                         <a:prstGeom prst="rect"/>
                         <a:ln/>
@@ -4800,11 +4800,14 @@
             </w:drawing>
           </mc:Fallback>
         </mc:AlternateContent>
+      </w:r>
+      <w:r>
+        <w:rPr/>
         <mc:AlternateContent>
           <mc:Choice Requires="wpg">
             <w:drawing>
               <wp:inline distB="0" distT="0" distL="0" distR="0">
-                <wp:extent cx="314325" cy="314325"/>
+                <wp:extent cx="323850" cy="323850"/>
                 <wp:effectExtent b="0" l="0" r="0" t="0"/>
                 <wp:docPr id="1" name=""/>
                 <a:graphic>
@@ -4849,14 +4852,14 @@
           <mc:Fallback>
             <w:drawing>
               <wp:inline distB="0" distT="0" distL="0" distR="0">
-                <wp:extent cx="314325" cy="314325"/>
+                <wp:extent cx="323850" cy="323850"/>
                 <wp:effectExtent b="0" l="0" r="0" t="0"/>
-                <wp:docPr id="1" name="image18.png"/>
+                <wp:docPr id="1" name="image20.png"/>
                 <a:graphic>
                   <a:graphicData uri="http://schemas.openxmlformats.org/drawingml/2006/picture">
                     <pic:pic>
                       <pic:nvPicPr>
-                        <pic:cNvPr id="0" name="image18.png"/>
+                        <pic:cNvPr id="0" name="image20.png"/>
                         <pic:cNvPicPr preferRelativeResize="0"/>
                       </pic:nvPicPr>
                       <pic:blipFill>
@@ -4869,7 +4872,7 @@
                       <pic:spPr>
                         <a:xfrm>
                           <a:off x="0" y="0"/>
-                          <a:ext cx="314325" cy="314325"/>
+                          <a:ext cx="323850" cy="323850"/>
                         </a:xfrm>
                         <a:prstGeom prst="rect"/>
                         <a:ln/>
@@ -4881,16 +4884,19 @@
             </w:drawing>
           </mc:Fallback>
         </mc:AlternateContent>
+      </w:r>
+      <w:r>
+        <w:rPr/>
         <w:drawing>
-          <wp:inline distB="0" distT="0" distL="0" distR="0">
-            <wp:extent cx="3368675" cy="8860790"/>
+          <wp:inline distB="114300" distT="114300" distL="114300" distR="114300">
+            <wp:extent cx="4441853" cy="9996488"/>
             <wp:effectExtent b="0" l="0" r="0" t="0"/>
-            <wp:docPr id="9" name="image4.png"/>
+            <wp:docPr id="20" name="image14.png"/>
             <a:graphic>
               <a:graphicData uri="http://schemas.openxmlformats.org/drawingml/2006/picture">
                 <pic:pic>
                   <pic:nvPicPr>
-                    <pic:cNvPr id="0" name="image4.png"/>
+                    <pic:cNvPr id="0" name="image14.png"/>
                     <pic:cNvPicPr preferRelativeResize="0"/>
                   </pic:nvPicPr>
                   <pic:blipFill>
@@ -4903,7 +4909,7 @@
                   <pic:spPr>
                     <a:xfrm>
                       <a:off x="0" y="0"/>
-                      <a:ext cx="3368675" cy="8860790"/>
+                      <a:ext cx="4441853" cy="9996488"/>
                     </a:xfrm>
                     <a:prstGeom prst="rect"/>
                     <a:ln/>
@@ -4992,7 +4998,7 @@
       <w:pPr>
         <w:numPr>
           <w:ilvl w:val="0"/>
-          <w:numId w:val="2"/>
+          <w:numId w:val="10"/>
         </w:numPr>
         <w:spacing w:after="200" w:lineRule="auto"/>
         <w:ind w:left="720" w:hanging="360"/>
@@ -5033,12 +5039,12 @@
           <wp:inline distB="0" distT="0" distL="0" distR="0">
             <wp:extent cx="5733415" cy="3615055"/>
             <wp:effectExtent b="0" l="0" r="0" t="0"/>
-            <wp:docPr id="8" name="image9.png"/>
+            <wp:docPr id="6" name="image11.png"/>
             <a:graphic>
               <a:graphicData uri="http://schemas.openxmlformats.org/drawingml/2006/picture">
                 <pic:pic>
                   <pic:nvPicPr>
-                    <pic:cNvPr id="0" name="image9.png"/>
+                    <pic:cNvPr id="0" name="image11.png"/>
                     <pic:cNvPicPr preferRelativeResize="0"/>
                   </pic:nvPicPr>
                   <pic:blipFill>
@@ -5131,12 +5137,12 @@
           <wp:inline distB="0" distT="0" distL="0" distR="0">
             <wp:extent cx="5733415" cy="2860040"/>
             <wp:effectExtent b="0" l="0" r="0" t="0"/>
-            <wp:docPr id="11" name="image11.png"/>
+            <wp:docPr id="8" name="image4.png"/>
             <a:graphic>
               <a:graphicData uri="http://schemas.openxmlformats.org/drawingml/2006/picture">
                 <pic:pic>
                   <pic:nvPicPr>
-                    <pic:cNvPr id="0" name="image11.png"/>
+                    <pic:cNvPr id="0" name="image4.png"/>
                     <pic:cNvPicPr preferRelativeResize="0"/>
                   </pic:nvPicPr>
                   <pic:blipFill>
@@ -5248,7 +5254,7 @@
       <w:pPr>
         <w:numPr>
           <w:ilvl w:val="0"/>
-          <w:numId w:val="16"/>
+          <w:numId w:val="8"/>
         </w:numPr>
         <w:spacing w:after="200" w:lineRule="auto"/>
         <w:ind w:left="720" w:hanging="360"/>
@@ -5289,12 +5295,12 @@
           <wp:inline distB="0" distT="0" distL="0" distR="0">
             <wp:extent cx="5733415" cy="2091055"/>
             <wp:effectExtent b="0" l="0" r="0" t="0"/>
-            <wp:docPr id="10" name="image17.png"/>
+            <wp:docPr id="7" name="image1.png"/>
             <a:graphic>
               <a:graphicData uri="http://schemas.openxmlformats.org/drawingml/2006/picture">
                 <pic:pic>
                   <pic:nvPicPr>
-                    <pic:cNvPr id="0" name="image17.png"/>
+                    <pic:cNvPr id="0" name="image1.png"/>
                     <pic:cNvPicPr preferRelativeResize="0"/>
                   </pic:nvPicPr>
                   <pic:blipFill>
@@ -5449,12 +5455,12 @@
           <wp:inline distB="0" distT="0" distL="0" distR="0">
             <wp:extent cx="5733415" cy="2380615"/>
             <wp:effectExtent b="0" l="0" r="0" t="0"/>
-            <wp:docPr id="13" name="image10.png"/>
+            <wp:docPr id="10" name="image2.png"/>
             <a:graphic>
               <a:graphicData uri="http://schemas.openxmlformats.org/drawingml/2006/picture">
                 <pic:pic>
                   <pic:nvPicPr>
-                    <pic:cNvPr id="0" name="image10.png"/>
+                    <pic:cNvPr id="0" name="image2.png"/>
                     <pic:cNvPicPr preferRelativeResize="0"/>
                   </pic:nvPicPr>
                   <pic:blipFill>
@@ -5526,7 +5532,7 @@
           <w:szCs w:val="26"/>
         </w:rPr>
       </w:pPr>
-      <w:bookmarkStart w:colFirst="0" w:colLast="0" w:name="_1o2u5u4rngve" w:id="1"/>
+      <w:bookmarkStart w:colFirst="0" w:colLast="0" w:name="_hyv5oblkz6s" w:id="1"/>
       <w:bookmarkEnd w:id="1"/>
       <w:r>
         <w:rPr>
@@ -5538,7 +5544,7 @@
       <w:pPr>
         <w:numPr>
           <w:ilvl w:val="0"/>
-          <w:numId w:val="11"/>
+          <w:numId w:val="3"/>
         </w:numPr>
         <w:spacing w:before="40" w:line="196" w:lineRule="auto"/>
         <w:ind w:left="720" w:hanging="360"/>
@@ -5595,12 +5601,12 @@
           <wp:inline distB="0" distT="0" distL="0" distR="0">
             <wp:extent cx="5509260" cy="3400563"/>
             <wp:effectExtent b="0" l="0" r="0" t="0"/>
-            <wp:docPr id="12" name="image5.png"/>
+            <wp:docPr id="9" name="image12.png"/>
             <a:graphic>
               <a:graphicData uri="http://schemas.openxmlformats.org/drawingml/2006/picture">
                 <pic:pic>
                   <pic:nvPicPr>
-                    <pic:cNvPr id="0" name="image5.png"/>
+                    <pic:cNvPr id="0" name="image12.png"/>
                     <pic:cNvPicPr preferRelativeResize="0"/>
                   </pic:nvPicPr>
                   <pic:blipFill>
@@ -5708,7 +5714,7 @@
       <w:pPr>
         <w:numPr>
           <w:ilvl w:val="0"/>
-          <w:numId w:val="8"/>
+          <w:numId w:val="16"/>
         </w:numPr>
         <w:spacing w:after="160" w:line="256" w:lineRule="auto"/>
         <w:ind w:left="720" w:hanging="360"/>
@@ -5765,12 +5771,12 @@
           <wp:inline distB="0" distT="0" distL="0" distR="0">
             <wp:extent cx="5733415" cy="4343400"/>
             <wp:effectExtent b="0" l="0" r="0" t="0"/>
-            <wp:docPr id="15" name="image13.png"/>
+            <wp:docPr id="12" name="image6.png"/>
             <a:graphic>
               <a:graphicData uri="http://schemas.openxmlformats.org/drawingml/2006/picture">
                 <pic:pic>
                   <pic:nvPicPr>
-                    <pic:cNvPr id="0" name="image13.png"/>
+                    <pic:cNvPr id="0" name="image6.png"/>
                     <pic:cNvPicPr preferRelativeResize="0"/>
                   </pic:nvPicPr>
                   <pic:blipFill>
@@ -5880,7 +5886,7 @@
       <w:pPr>
         <w:numPr>
           <w:ilvl w:val="0"/>
-          <w:numId w:val="3"/>
+          <w:numId w:val="11"/>
         </w:numPr>
         <w:spacing w:after="200" w:lineRule="auto"/>
         <w:ind w:left="720" w:hanging="360"/>
@@ -5921,12 +5927,12 @@
           <wp:inline distB="0" distT="0" distL="0" distR="0">
             <wp:extent cx="5733415" cy="1857375"/>
             <wp:effectExtent b="0" l="0" r="0" t="0"/>
-            <wp:docPr id="14" name="image15.png"/>
+            <wp:docPr id="11" name="image3.png"/>
             <a:graphic>
               <a:graphicData uri="http://schemas.openxmlformats.org/drawingml/2006/picture">
                 <pic:pic>
                   <pic:nvPicPr>
-                    <pic:cNvPr id="0" name="image15.png"/>
+                    <pic:cNvPr id="0" name="image3.png"/>
                     <pic:cNvPicPr preferRelativeResize="0"/>
                   </pic:nvPicPr>
                   <pic:blipFill>
@@ -5987,7 +5993,7 @@
       <w:pPr>
         <w:numPr>
           <w:ilvl w:val="0"/>
-          <w:numId w:val="6"/>
+          <w:numId w:val="14"/>
         </w:numPr>
         <w:ind w:left="720" w:hanging="360"/>
         <w:jc w:val="both"/>
@@ -6025,7 +6031,7 @@
           <mc:Choice Requires="wpg">
             <w:drawing>
               <wp:inline distB="0" distT="0" distL="0" distR="0">
-                <wp:extent cx="314325" cy="314325"/>
+                <wp:extent cx="323850" cy="323850"/>
                 <wp:effectExtent b="0" l="0" r="0" t="0"/>
                 <wp:docPr id="4" name=""/>
                 <a:graphic>
@@ -6070,14 +6076,14 @@
           <mc:Fallback>
             <w:drawing>
               <wp:inline distB="0" distT="0" distL="0" distR="0">
-                <wp:extent cx="314325" cy="314325"/>
+                <wp:extent cx="323850" cy="323850"/>
                 <wp:effectExtent b="0" l="0" r="0" t="0"/>
-                <wp:docPr id="4" name="image21.png"/>
+                <wp:docPr id="4" name="image23.png"/>
                 <a:graphic>
                   <a:graphicData uri="http://schemas.openxmlformats.org/drawingml/2006/picture">
                     <pic:pic>
                       <pic:nvPicPr>
-                        <pic:cNvPr id="0" name="image21.png"/>
+                        <pic:cNvPr id="0" name="image23.png"/>
                         <pic:cNvPicPr preferRelativeResize="0"/>
                       </pic:nvPicPr>
                       <pic:blipFill>
@@ -6090,7 +6096,7 @@
                       <pic:spPr>
                         <a:xfrm>
                           <a:off x="0" y="0"/>
-                          <a:ext cx="314325" cy="314325"/>
+                          <a:ext cx="323850" cy="323850"/>
                         </a:xfrm>
                         <a:prstGeom prst="rect"/>
                         <a:ln/>
@@ -6102,11 +6108,14 @@
             </w:drawing>
           </mc:Fallback>
         </mc:AlternateContent>
+      </w:r>
+      <w:r>
+        <w:rPr/>
         <mc:AlternateContent>
           <mc:Choice Requires="wpg">
             <w:drawing>
               <wp:inline distB="0" distT="0" distL="0" distR="0">
-                <wp:extent cx="314325" cy="314325"/>
+                <wp:extent cx="323850" cy="323850"/>
                 <wp:effectExtent b="0" l="0" r="0" t="0"/>
                 <wp:docPr id="3" name=""/>
                 <a:graphic>
@@ -6151,14 +6160,14 @@
           <mc:Fallback>
             <w:drawing>
               <wp:inline distB="0" distT="0" distL="0" distR="0">
-                <wp:extent cx="314325" cy="314325"/>
+                <wp:extent cx="323850" cy="323850"/>
                 <wp:effectExtent b="0" l="0" r="0" t="0"/>
-                <wp:docPr id="3" name="image20.png"/>
+                <wp:docPr id="3" name="image22.png"/>
                 <a:graphic>
                   <a:graphicData uri="http://schemas.openxmlformats.org/drawingml/2006/picture">
                     <pic:pic>
                       <pic:nvPicPr>
-                        <pic:cNvPr id="0" name="image20.png"/>
+                        <pic:cNvPr id="0" name="image22.png"/>
                         <pic:cNvPicPr preferRelativeResize="0"/>
                       </pic:nvPicPr>
                       <pic:blipFill>
@@ -6171,7 +6180,7 @@
                       <pic:spPr>
                         <a:xfrm>
                           <a:off x="0" y="0"/>
-                          <a:ext cx="314325" cy="314325"/>
+                          <a:ext cx="323850" cy="323850"/>
                         </a:xfrm>
                         <a:prstGeom prst="rect"/>
                         <a:ln/>
@@ -6183,16 +6192,19 @@
             </w:drawing>
           </mc:Fallback>
         </mc:AlternateContent>
+      </w:r>
+      <w:r>
+        <w:rPr/>
         <w:drawing>
           <wp:inline distB="0" distT="0" distL="0" distR="0">
             <wp:extent cx="5733415" cy="1658620"/>
             <wp:effectExtent b="0" l="0" r="0" t="0"/>
-            <wp:docPr id="18" name="image14.png"/>
+            <wp:docPr id="16" name="image9.png"/>
             <a:graphic>
               <a:graphicData uri="http://schemas.openxmlformats.org/drawingml/2006/picture">
                 <pic:pic>
                   <pic:nvPicPr>
-                    <pic:cNvPr id="0" name="image14.png"/>
+                    <pic:cNvPr id="0" name="image9.png"/>
                     <pic:cNvPicPr preferRelativeResize="0"/>
                   </pic:nvPicPr>
                   <pic:blipFill>
@@ -6215,11 +6227,14 @@
             </a:graphic>
           </wp:inline>
         </w:drawing>
+      </w:r>
+      <w:r>
+        <w:rPr/>
         <mc:AlternateContent>
           <mc:Choice Requires="wpg">
             <w:drawing>
               <wp:inline distB="0" distT="0" distL="0" distR="0">
-                <wp:extent cx="314325" cy="314325"/>
+                <wp:extent cx="323850" cy="323850"/>
                 <wp:effectExtent b="0" l="0" r="0" t="0"/>
                 <wp:docPr id="5" name=""/>
                 <a:graphic>
@@ -6264,14 +6279,14 @@
           <mc:Fallback>
             <w:drawing>
               <wp:inline distB="0" distT="0" distL="0" distR="0">
-                <wp:extent cx="314325" cy="314325"/>
+                <wp:extent cx="323850" cy="323850"/>
                 <wp:effectExtent b="0" l="0" r="0" t="0"/>
-                <wp:docPr id="5" name="image22.png"/>
+                <wp:docPr id="5" name="image24.png"/>
                 <a:graphic>
                   <a:graphicData uri="http://schemas.openxmlformats.org/drawingml/2006/picture">
                     <pic:pic>
                       <pic:nvPicPr>
-                        <pic:cNvPr id="0" name="image22.png"/>
+                        <pic:cNvPr id="0" name="image24.png"/>
                         <pic:cNvPicPr preferRelativeResize="0"/>
                       </pic:nvPicPr>
                       <pic:blipFill>
@@ -6284,7 +6299,7 @@
                       <pic:spPr>
                         <a:xfrm>
                           <a:off x="0" y="0"/>
-                          <a:ext cx="314325" cy="314325"/>
+                          <a:ext cx="323850" cy="323850"/>
                         </a:xfrm>
                         <a:prstGeom prst="rect"/>
                         <a:ln/>
@@ -6380,7 +6395,7 @@
       <w:pPr>
         <w:numPr>
           <w:ilvl w:val="0"/>
-          <w:numId w:val="15"/>
+          <w:numId w:val="7"/>
         </w:numPr>
         <w:spacing w:after="160" w:line="256" w:lineRule="auto"/>
         <w:ind w:left="720" w:hanging="360"/>
@@ -6421,12 +6436,12 @@
           <wp:inline distB="0" distT="0" distL="0" distR="0">
             <wp:extent cx="5733415" cy="1091929"/>
             <wp:effectExtent b="0" l="0" r="0" t="0"/>
-            <wp:docPr id="16" name="image7.png"/>
+            <wp:docPr id="13" name="image13.png"/>
             <a:graphic>
               <a:graphicData uri="http://schemas.openxmlformats.org/drawingml/2006/picture">
                 <pic:pic>
                   <pic:nvPicPr>
-                    <pic:cNvPr id="0" name="image7.png"/>
+                    <pic:cNvPr id="0" name="image13.png"/>
                     <pic:cNvPicPr preferRelativeResize="0"/>
                   </pic:nvPicPr>
                   <pic:blipFill>
@@ -6536,7 +6551,7 @@
       <w:pPr>
         <w:numPr>
           <w:ilvl w:val="0"/>
-          <w:numId w:val="7"/>
+          <w:numId w:val="15"/>
         </w:numPr>
         <w:spacing w:after="160" w:line="256" w:lineRule="auto"/>
         <w:ind w:left="720" w:hanging="360"/>
@@ -6561,7 +6576,7 @@
       <w:pPr>
         <w:numPr>
           <w:ilvl w:val="0"/>
-          <w:numId w:val="7"/>
+          <w:numId w:val="15"/>
         </w:numPr>
         <w:spacing w:after="160" w:line="256" w:lineRule="auto"/>
         <w:ind w:left="720" w:hanging="360"/>
@@ -6582,12 +6597,12 @@
           <wp:inline distB="0" distT="0" distL="0" distR="0">
             <wp:extent cx="5733415" cy="3056890"/>
             <wp:effectExtent b="0" l="0" r="0" t="0"/>
-            <wp:docPr id="17" name="image16.png"/>
+            <wp:docPr id="15" name="image5.png"/>
             <a:graphic>
               <a:graphicData uri="http://schemas.openxmlformats.org/drawingml/2006/picture">
                 <pic:pic>
                   <pic:nvPicPr>
-                    <pic:cNvPr id="0" name="image16.png"/>
+                    <pic:cNvPr id="0" name="image5.png"/>
                     <pic:cNvPicPr preferRelativeResize="0"/>
                   </pic:nvPicPr>
                   <pic:blipFill>
@@ -9975,19 +9990,13 @@
             <w:u w:val="single"/>
             <w:rtl w:val="0"/>
           </w:rPr>
-          <w:t xml:space="preserve">https://github.com/artificial-intelligence-department/ai_programming_playground_2025/pull/8/files#diff-1d4b57c81ae3039d5319ce21ade4e5190aa17995630632943842f8a5ad4e9e68</w:t>
+          <w:t xml:space="preserve">Посилання</w:t>
         </w:r>
       </w:hyperlink>
       <w:r>
         <w:rPr>
-          <w:rFonts w:ascii="Times New Roman" w:cs="Times New Roman" w:eastAsia="Times New Roman" w:hAnsi="Times New Roman"/>
-          <w:b w:val="1"/>
-          <w:bCs w:val="1"/>
-          <w:sz w:val="24"/>
-          <w:szCs w:val="24"/>
-          <w:rtl w:val="0"/>
-        </w:rPr>
-        <w:t xml:space="preserve"> </w:t>
+          <w:rtl w:val="0"/>
+        </w:rPr>
       </w:r>
     </w:p>
     <w:p>
@@ -10068,12 +10077,12 @@
           <wp:inline distB="0" distT="0" distL="0" distR="0">
             <wp:extent cx="5733415" cy="2412259"/>
             <wp:effectExtent b="0" l="0" r="0" t="0"/>
-            <wp:docPr id="19" name="image8.png"/>
+            <wp:docPr id="17" name="image10.png"/>
             <a:graphic>
               <a:graphicData uri="http://schemas.openxmlformats.org/drawingml/2006/picture">
                 <pic:pic>
                   <pic:nvPicPr>
-                    <pic:cNvPr id="0" name="image8.png"/>
+                    <pic:cNvPr id="0" name="image10.png"/>
                     <pic:cNvPicPr preferRelativeResize="0"/>
                   </pic:nvPicPr>
                   <pic:blipFill>
@@ -10168,16 +10177,16 @@
           <wp:inline distB="0" distT="0" distL="0" distR="0">
             <wp:extent cx="5486400" cy="768004"/>
             <wp:effectExtent b="0" l="0" r="0" t="0"/>
-            <wp:docPr id="9001" name="image21.png"/>
+            <wp:docPr id="18" name="image8.png"/>
             <a:graphic>
               <a:graphicData uri="http://schemas.openxmlformats.org/drawingml/2006/picture">
                 <pic:pic>
                   <pic:nvPicPr>
-                    <pic:cNvPr id="0" name="image21.png"/>
+                    <pic:cNvPr id="0" name="image8.png"/>
                     <pic:cNvPicPr preferRelativeResize="0"/>
                   </pic:nvPicPr>
                   <pic:blipFill>
-                    <a:blip r:embed="rId100"/>
+                    <a:blip r:embed="rId37"/>
                     <a:srcRect b="0" l="0" r="0" t="0"/>
                     <a:stretch>
                       <a:fillRect/>
@@ -10232,7 +10241,7 @@
         </w:rPr>
       </w:r>
     </w:p>
-    <w:p w14:paraId="000A02029">
+    <w:p>
       <w:pPr>
         <w:spacing w:after="200" w:lineRule="auto"/>
         <w:jc w:val="both"/>
@@ -10268,16 +10277,16 @@
           <wp:inline distB="0" distT="0" distL="0" distR="0">
             <wp:extent cx="5486400" cy="944545"/>
             <wp:effectExtent b="0" l="0" r="0" t="0"/>
-            <wp:docPr id="9002" name="image22.png"/>
+            <wp:docPr id="19" name="image16.png"/>
             <a:graphic>
               <a:graphicData uri="http://schemas.openxmlformats.org/drawingml/2006/picture">
                 <pic:pic>
                   <pic:nvPicPr>
-                    <pic:cNvPr id="0" name="image22.png"/>
+                    <pic:cNvPr id="0" name="image16.png"/>
                     <pic:cNvPicPr preferRelativeResize="0"/>
                   </pic:nvPicPr>
                   <pic:blipFill>
-                    <a:blip r:embed="rId101"/>
+                    <a:blip r:embed="rId38"/>
                     <a:srcRect b="0" l="0" r="0" t="0"/>
                     <a:stretch>
                       <a:fillRect/>
@@ -10332,7 +10341,7 @@
         </w:rPr>
       </w:r>
     </w:p>
-    <w:p w14:paraId="000A03029">
+    <w:p>
       <w:pPr>
         <w:spacing w:after="200" w:lineRule="auto"/>
         <w:jc w:val="both"/>
@@ -10381,7 +10390,7 @@
           <w:szCs w:val="26"/>
         </w:rPr>
       </w:pPr>
-      <w:bookmarkStart w:colFirst="0" w:colLast="0" w:name="_6p7errg4w4e" w:id="2"/>
+      <w:bookmarkStart w:colFirst="0" w:colLast="0" w:name="_wecw3qdg87vr" w:id="2"/>
       <w:bookmarkEnd w:id="2"/>
       <w:r>
         <w:rPr>
@@ -10401,7 +10410,7 @@
       <w:pPr>
         <w:numPr>
           <w:ilvl w:val="0"/>
-          <w:numId w:val="10"/>
+          <w:numId w:val="2"/>
         </w:numPr>
         <w:ind w:left="720" w:hanging="360"/>
         <w:jc w:val="both"/>
@@ -10430,7 +10439,7 @@
       <w:pPr>
         <w:numPr>
           <w:ilvl w:val="0"/>
-          <w:numId w:val="10"/>
+          <w:numId w:val="2"/>
         </w:numPr>
         <w:ind w:left="720" w:hanging="360"/>
         <w:jc w:val="both"/>
@@ -10446,16 +10455,16 @@
           <wp:inline distB="0" distT="0" distL="0" distR="0">
             <wp:extent cx="4789289" cy="2626734"/>
             <wp:effectExtent b="0" l="0" r="0" t="0"/>
-            <wp:docPr id="20" name="image6.png"/>
+            <wp:docPr id="21" name="image15.png"/>
             <a:graphic>
               <a:graphicData uri="http://schemas.openxmlformats.org/drawingml/2006/picture">
                 <pic:pic>
                   <pic:nvPicPr>
-                    <pic:cNvPr id="0" name="image6.png"/>
+                    <pic:cNvPr id="0" name="image15.png"/>
                     <pic:cNvPicPr preferRelativeResize="0"/>
                   </pic:nvPicPr>
                   <pic:blipFill>
-                    <a:blip r:embed="rId37"/>
+                    <a:blip r:embed="rId39"/>
                     <a:srcRect b="61316" l="43259" r="22499" t="5291"/>
                     <a:stretch>
                       <a:fillRect/>
@@ -10546,7 +10555,7 @@
       <w:pPr>
         <w:numPr>
           <w:ilvl w:val="0"/>
-          <w:numId w:val="10"/>
+          <w:numId w:val="2"/>
         </w:numPr>
         <w:ind w:left="720" w:hanging="360"/>
         <w:jc w:val="both"/>
@@ -10575,7 +10584,7 @@
       <w:pPr>
         <w:numPr>
           <w:ilvl w:val="0"/>
-          <w:numId w:val="10"/>
+          <w:numId w:val="2"/>
         </w:numPr>
         <w:ind w:left="720" w:hanging="360"/>
         <w:jc w:val="both"/>
@@ -10595,16 +10604,16 @@
           <wp:inline distB="0" distT="0" distL="0" distR="0">
             <wp:extent cx="5733415" cy="2703195"/>
             <wp:effectExtent b="0" l="0" r="0" t="0"/>
-            <wp:docPr id="21" name="image3.png"/>
+            <wp:docPr id="22" name="image18.png"/>
             <a:graphic>
               <a:graphicData uri="http://schemas.openxmlformats.org/drawingml/2006/picture">
                 <pic:pic>
                   <pic:nvPicPr>
-                    <pic:cNvPr id="0" name="image3.png"/>
+                    <pic:cNvPr id="0" name="image18.png"/>
                     <pic:cNvPicPr preferRelativeResize="0"/>
                   </pic:nvPicPr>
                   <pic:blipFill>
-                    <a:blip r:embed="rId38"/>
+                    <a:blip r:embed="rId40"/>
                     <a:srcRect b="0" l="0" r="0" t="0"/>
                     <a:stretch>
                       <a:fillRect/>
@@ -10680,7 +10689,7 @@
       <w:pPr>
         <w:numPr>
           <w:ilvl w:val="0"/>
-          <w:numId w:val="10"/>
+          <w:numId w:val="2"/>
         </w:numPr>
         <w:spacing w:after="200" w:lineRule="auto"/>
         <w:ind w:left="720" w:hanging="360"/>
@@ -10701,14 +10710,13 @@
       <w:pPr>
         <w:numPr>
           <w:ilvl w:val="0"/>
-          <w:numId w:val="10"/>
+          <w:numId w:val="2"/>
         </w:numPr>
         <w:spacing w:after="200" w:lineRule="auto"/>
         <w:ind w:left="720" w:hanging="360"/>
         <w:jc w:val="both"/>
         <w:rPr>
           <w:rFonts w:ascii="Calibri" w:cs="Calibri" w:eastAsia="Calibri" w:hAnsi="Calibri"/>
-          <w:u w:val="none"/>
         </w:rPr>
       </w:pPr>
       <w:r>
@@ -10719,16 +10727,16 @@
           <wp:inline distB="114300" distT="114300" distL="114300" distR="114300">
             <wp:extent cx="5731200" cy="2667000"/>
             <wp:effectExtent b="0" l="0" r="0" t="0"/>
-            <wp:docPr id="22" name="image12.png"/>
+            <wp:docPr id="23" name="image17.png"/>
             <a:graphic>
               <a:graphicData uri="http://schemas.openxmlformats.org/drawingml/2006/picture">
                 <pic:pic>
                   <pic:nvPicPr>
-                    <pic:cNvPr id="0" name="image12.png"/>
+                    <pic:cNvPr id="0" name="image17.png"/>
                     <pic:cNvPicPr preferRelativeResize="0"/>
                   </pic:nvPicPr>
                   <pic:blipFill>
-                    <a:blip r:embed="rId39"/>
+                    <a:blip r:embed="rId41"/>
                     <a:srcRect b="0" l="0" r="0" t="0"/>
                     <a:stretch>
                       <a:fillRect/>
@@ -10758,7 +10766,7 @@
       <w:pPr>
         <w:numPr>
           <w:ilvl w:val="0"/>
-          <w:numId w:val="10"/>
+          <w:numId w:val="2"/>
         </w:numPr>
         <w:ind w:left="720" w:hanging="360"/>
         <w:jc w:val="center"/>
@@ -10788,14 +10796,13 @@
       <w:pPr>
         <w:numPr>
           <w:ilvl w:val="0"/>
-          <w:numId w:val="10"/>
+          <w:numId w:val="2"/>
         </w:numPr>
         <w:spacing w:after="200" w:lineRule="auto"/>
         <w:ind w:left="720" w:hanging="360"/>
         <w:jc w:val="both"/>
         <w:rPr>
           <w:rFonts w:ascii="Calibri" w:cs="Calibri" w:eastAsia="Calibri" w:hAnsi="Calibri"/>
-          <w:u w:val="none"/>
         </w:rPr>
       </w:pPr>
       <w:r>
@@ -10806,16 +10813,16 @@
           <wp:inline distB="114300" distT="114300" distL="114300" distR="114300">
             <wp:extent cx="5731200" cy="419100"/>
             <wp:effectExtent b="0" l="0" r="0" t="0"/>
-            <wp:docPr id="7" name="image1.png"/>
+            <wp:docPr id="24" name="image19.png"/>
             <a:graphic>
               <a:graphicData uri="http://schemas.openxmlformats.org/drawingml/2006/picture">
                 <pic:pic>
                   <pic:nvPicPr>
-                    <pic:cNvPr id="0" name="image1.png"/>
+                    <pic:cNvPr id="0" name="image19.png"/>
                     <pic:cNvPicPr preferRelativeResize="0"/>
                   </pic:nvPicPr>
                   <pic:blipFill>
-                    <a:blip r:embed="rId40"/>
+                    <a:blip r:embed="rId42"/>
                     <a:srcRect b="0" l="0" r="0" t="0"/>
                     <a:stretch>
                       <a:fillRect/>
@@ -10936,7 +10943,7 @@
       <w:pPr>
         <w:numPr>
           <w:ilvl w:val="0"/>
-          <w:numId w:val="9"/>
+          <w:numId w:val="17"/>
         </w:numPr>
         <w:spacing w:before="240" w:lineRule="auto"/>
         <w:ind w:left="720" w:hanging="360"/>
@@ -10972,7 +10979,7 @@
       <w:pPr>
         <w:numPr>
           <w:ilvl w:val="0"/>
-          <w:numId w:val="9"/>
+          <w:numId w:val="17"/>
         </w:numPr>
         <w:ind w:left="720" w:hanging="360"/>
         <w:jc w:val="both"/>
@@ -11007,7 +11014,7 @@
       <w:pPr>
         <w:numPr>
           <w:ilvl w:val="0"/>
-          <w:numId w:val="9"/>
+          <w:numId w:val="17"/>
         </w:numPr>
         <w:ind w:left="720" w:hanging="360"/>
         <w:jc w:val="both"/>
@@ -11062,7 +11069,7 @@
       <w:pPr>
         <w:numPr>
           <w:ilvl w:val="0"/>
-          <w:numId w:val="9"/>
+          <w:numId w:val="17"/>
         </w:numPr>
         <w:ind w:left="720" w:hanging="360"/>
         <w:jc w:val="both"/>
@@ -11097,7 +11104,7 @@
       <w:pPr>
         <w:numPr>
           <w:ilvl w:val="0"/>
-          <w:numId w:val="9"/>
+          <w:numId w:val="17"/>
         </w:numPr>
         <w:ind w:left="720" w:hanging="360"/>
         <w:jc w:val="both"/>
@@ -11132,7 +11139,7 @@
       <w:pPr>
         <w:numPr>
           <w:ilvl w:val="0"/>
-          <w:numId w:val="9"/>
+          <w:numId w:val="17"/>
         </w:numPr>
         <w:ind w:left="720" w:hanging="360"/>
         <w:jc w:val="both"/>
@@ -11167,7 +11174,7 @@
       <w:pPr>
         <w:numPr>
           <w:ilvl w:val="0"/>
-          <w:numId w:val="9"/>
+          <w:numId w:val="17"/>
         </w:numPr>
         <w:ind w:left="720" w:hanging="360"/>
         <w:jc w:val="both"/>
@@ -11202,7 +11209,7 @@
       <w:pPr>
         <w:numPr>
           <w:ilvl w:val="0"/>
-          <w:numId w:val="9"/>
+          <w:numId w:val="17"/>
         </w:numPr>
         <w:spacing w:after="240" w:lineRule="auto"/>
         <w:ind w:left="720" w:hanging="360"/>
@@ -11296,11 +11303,11 @@
       </w:r>
     </w:p>
     <w:sectPr>
-      <w:headerReference r:id="rId41" w:type="first"/>
-      <w:footerReference r:id="rId42" w:type="default"/>
-      <w:footerReference r:id="rId43" w:type="first"/>
+      <w:headerReference r:id="rId43" w:type="first"/>
+      <w:footerReference r:id="rId44" w:type="default"/>
+      <w:footerReference r:id="rId45" w:type="first"/>
       <w:pgSz w:h="16834" w:w="11909" w:orient="portrait"/>
-      <w:pgMar w:bottom="1440" w:top="1440" w:left="1440" w:right="1440" w:header="720" w:footer="720" w:gutter="0"/>
+      <w:pgMar w:bottom="1440" w:top="1440" w:left="1440" w:right="1440" w:header="720" w:footer="720"/>
       <w:pgNumType w:start="1"/>
       <w:titlePg w:val="1"/>
     </w:sectPr>
@@ -11314,7 +11321,6 @@
     <w:pPr>
       <w:keepNext w:val="0"/>
       <w:keepLines w:val="0"/>
-      <w:pageBreakBefore w:val="0"/>
       <w:widowControl w:val="0"/>
       <w:pBdr>
         <w:top w:space="0" w:sz="0" w:val="nil"/>
@@ -11814,7 +11820,7 @@
   </w:abstractNum>
   <w:abstractNum w:abstractNumId="5">
     <w:lvl w:ilvl="0">
-      <w:start w:val="0"/>
+      <w:start w:val="1"/>
       <w:numFmt w:val="bullet"/>
       <w:lvlText w:val="-"/>
       <w:lvlJc w:val="left"/>
@@ -11828,7 +11834,7 @@
     <w:lvl w:ilvl="1">
       <w:start w:val="1"/>
       <w:numFmt w:val="bullet"/>
-      <w:lvlText w:val="o"/>
+      <w:lvlText w:val="-"/>
       <w:lvlJc w:val="left"/>
       <w:pPr>
         <w:ind w:left="1440" w:hanging="360"/>
@@ -11840,7 +11846,7 @@
     <w:lvl w:ilvl="2">
       <w:start w:val="1"/>
       <w:numFmt w:val="bullet"/>
-      <w:lvlText w:val="▪"/>
+      <w:lvlText w:val="-"/>
       <w:lvlJc w:val="left"/>
       <w:pPr>
         <w:ind w:left="2160" w:hanging="360"/>
@@ -11852,7 +11858,7 @@
     <w:lvl w:ilvl="3">
       <w:start w:val="1"/>
       <w:numFmt w:val="bullet"/>
-      <w:lvlText w:val="●"/>
+      <w:lvlText w:val="-"/>
       <w:lvlJc w:val="left"/>
       <w:pPr>
         <w:ind w:left="2880" w:hanging="360"/>
@@ -11864,7 +11870,7 @@
     <w:lvl w:ilvl="4">
       <w:start w:val="1"/>
       <w:numFmt w:val="bullet"/>
-      <w:lvlText w:val="o"/>
+      <w:lvlText w:val="-"/>
       <w:lvlJc w:val="left"/>
       <w:pPr>
         <w:ind w:left="3600" w:hanging="360"/>
@@ -11876,7 +11882,7 @@
     <w:lvl w:ilvl="5">
       <w:start w:val="1"/>
       <w:numFmt w:val="bullet"/>
-      <w:lvlText w:val="▪"/>
+      <w:lvlText w:val="-"/>
       <w:lvlJc w:val="left"/>
       <w:pPr>
         <w:ind w:left="4320" w:hanging="360"/>
@@ -11888,7 +11894,7 @@
     <w:lvl w:ilvl="6">
       <w:start w:val="1"/>
       <w:numFmt w:val="bullet"/>
-      <w:lvlText w:val="●"/>
+      <w:lvlText w:val="-"/>
       <w:lvlJc w:val="left"/>
       <w:pPr>
         <w:ind w:left="5040" w:hanging="360"/>
@@ -11900,7 +11906,7 @@
     <w:lvl w:ilvl="7">
       <w:start w:val="1"/>
       <w:numFmt w:val="bullet"/>
-      <w:lvlText w:val="o"/>
+      <w:lvlText w:val="-"/>
       <w:lvlJc w:val="left"/>
       <w:pPr>
         <w:ind w:left="5760" w:hanging="360"/>
@@ -11912,7 +11918,7 @@
     <w:lvl w:ilvl="8">
       <w:start w:val="1"/>
       <w:numFmt w:val="bullet"/>
-      <w:lvlText w:val="▪"/>
+      <w:lvlText w:val="-"/>
       <w:lvlJc w:val="left"/>
       <w:pPr>
         <w:ind w:left="6480" w:hanging="360"/>
@@ -11938,7 +11944,7 @@
     <w:lvl w:ilvl="1">
       <w:start w:val="1"/>
       <w:numFmt w:val="bullet"/>
-      <w:lvlText w:val="-"/>
+      <w:lvlText w:val="o"/>
       <w:lvlJc w:val="left"/>
       <w:pPr>
         <w:ind w:left="1440" w:hanging="360"/>
@@ -11950,7 +11956,7 @@
     <w:lvl w:ilvl="2">
       <w:start w:val="1"/>
       <w:numFmt w:val="bullet"/>
-      <w:lvlText w:val="-"/>
+      <w:lvlText w:val="▪"/>
       <w:lvlJc w:val="left"/>
       <w:pPr>
         <w:ind w:left="2160" w:hanging="360"/>
@@ -11962,7 +11968,7 @@
     <w:lvl w:ilvl="3">
       <w:start w:val="1"/>
       <w:numFmt w:val="bullet"/>
-      <w:lvlText w:val="-"/>
+      <w:lvlText w:val="●"/>
       <w:lvlJc w:val="left"/>
       <w:pPr>
         <w:ind w:left="2880" w:hanging="360"/>
@@ -11974,7 +11980,7 @@
     <w:lvl w:ilvl="4">
       <w:start w:val="1"/>
       <w:numFmt w:val="bullet"/>
-      <w:lvlText w:val="-"/>
+      <w:lvlText w:val="o"/>
       <w:lvlJc w:val="left"/>
       <w:pPr>
         <w:ind w:left="3600" w:hanging="360"/>
@@ -11986,7 +11992,7 @@
     <w:lvl w:ilvl="5">
       <w:start w:val="1"/>
       <w:numFmt w:val="bullet"/>
-      <w:lvlText w:val="-"/>
+      <w:lvlText w:val="▪"/>
       <w:lvlJc w:val="left"/>
       <w:pPr>
         <w:ind w:left="4320" w:hanging="360"/>
@@ -11998,7 +12004,7 @@
     <w:lvl w:ilvl="6">
       <w:start w:val="1"/>
       <w:numFmt w:val="bullet"/>
-      <w:lvlText w:val="-"/>
+      <w:lvlText w:val="●"/>
       <w:lvlJc w:val="left"/>
       <w:pPr>
         <w:ind w:left="5040" w:hanging="360"/>
@@ -12010,7 +12016,7 @@
     <w:lvl w:ilvl="7">
       <w:start w:val="1"/>
       <w:numFmt w:val="bullet"/>
-      <w:lvlText w:val="-"/>
+      <w:lvlText w:val="o"/>
       <w:lvlJc w:val="left"/>
       <w:pPr>
         <w:ind w:left="5760" w:hanging="360"/>
@@ -12022,7 +12028,7 @@
     <w:lvl w:ilvl="8">
       <w:start w:val="1"/>
       <w:numFmt w:val="bullet"/>
-      <w:lvlText w:val="-"/>
+      <w:lvlText w:val="▪"/>
       <w:lvlJc w:val="left"/>
       <w:pPr>
         <w:ind w:left="6480" w:hanging="360"/>
@@ -12255,8 +12261,8 @@
   <w:abstractNum w:abstractNumId="9">
     <w:lvl w:ilvl="0">
       <w:start w:val="1"/>
-      <w:numFmt w:val="bullet"/>
-      <w:lvlText w:val="●"/>
+      <w:numFmt w:val="decimal"/>
+      <w:lvlText w:val="%1)"/>
       <w:lvlJc w:val="left"/>
       <w:pPr>
         <w:ind w:left="720" w:hanging="360"/>
@@ -12267,8 +12273,8 @@
     </w:lvl>
     <w:lvl w:ilvl="1">
       <w:start w:val="1"/>
-      <w:numFmt w:val="bullet"/>
-      <w:lvlText w:val="○"/>
+      <w:numFmt w:val="lowerLetter"/>
+      <w:lvlText w:val="%2)"/>
       <w:lvlJc w:val="left"/>
       <w:pPr>
         <w:ind w:left="1440" w:hanging="360"/>
@@ -12279,9 +12285,9 @@
     </w:lvl>
     <w:lvl w:ilvl="2">
       <w:start w:val="1"/>
-      <w:numFmt w:val="bullet"/>
-      <w:lvlText w:val="■"/>
-      <w:lvlJc w:val="left"/>
+      <w:numFmt w:val="lowerRoman"/>
+      <w:lvlText w:val="%3)"/>
+      <w:lvlJc w:val="right"/>
       <w:pPr>
         <w:ind w:left="2160" w:hanging="360"/>
       </w:pPr>
@@ -12291,8 +12297,8 @@
     </w:lvl>
     <w:lvl w:ilvl="3">
       <w:start w:val="1"/>
-      <w:numFmt w:val="bullet"/>
-      <w:lvlText w:val="●"/>
+      <w:numFmt w:val="decimal"/>
+      <w:lvlText w:val="(%4)"/>
       <w:lvlJc w:val="left"/>
       <w:pPr>
         <w:ind w:left="2880" w:hanging="360"/>
@@ -12303,8 +12309,8 @@
     </w:lvl>
     <w:lvl w:ilvl="4">
       <w:start w:val="1"/>
-      <w:numFmt w:val="bullet"/>
-      <w:lvlText w:val="○"/>
+      <w:numFmt w:val="lowerLetter"/>
+      <w:lvlText w:val="(%5)"/>
       <w:lvlJc w:val="left"/>
       <w:pPr>
         <w:ind w:left="3600" w:hanging="360"/>
@@ -12315,9 +12321,9 @@
     </w:lvl>
     <w:lvl w:ilvl="5">
       <w:start w:val="1"/>
-      <w:numFmt w:val="bullet"/>
-      <w:lvlText w:val="■"/>
-      <w:lvlJc w:val="left"/>
+      <w:numFmt w:val="lowerRoman"/>
+      <w:lvlText w:val="(%6)"/>
+      <w:lvlJc w:val="right"/>
       <w:pPr>
         <w:ind w:left="4320" w:hanging="360"/>
       </w:pPr>
@@ -12327,8 +12333,8 @@
     </w:lvl>
     <w:lvl w:ilvl="6">
       <w:start w:val="1"/>
-      <w:numFmt w:val="bullet"/>
-      <w:lvlText w:val="●"/>
+      <w:numFmt w:val="decimal"/>
+      <w:lvlText w:val="%7."/>
       <w:lvlJc w:val="left"/>
       <w:pPr>
         <w:ind w:left="5040" w:hanging="360"/>
@@ -12339,8 +12345,8 @@
     </w:lvl>
     <w:lvl w:ilvl="7">
       <w:start w:val="1"/>
-      <w:numFmt w:val="bullet"/>
-      <w:lvlText w:val="○"/>
+      <w:numFmt w:val="lowerLetter"/>
+      <w:lvlText w:val="%8."/>
       <w:lvlJc w:val="left"/>
       <w:pPr>
         <w:ind w:left="5760" w:hanging="360"/>
@@ -12351,9 +12357,9 @@
     </w:lvl>
     <w:lvl w:ilvl="8">
       <w:start w:val="1"/>
-      <w:numFmt w:val="bullet"/>
-      <w:lvlText w:val="■"/>
-      <w:lvlJc w:val="left"/>
+      <w:numFmt w:val="lowerRoman"/>
+      <w:lvlText w:val="%9."/>
+      <w:lvlJc w:val="right"/>
       <w:pPr>
         <w:ind w:left="6480" w:hanging="360"/>
       </w:pPr>
@@ -12694,7 +12700,7 @@
   </w:abstractNum>
   <w:abstractNum w:abstractNumId="13">
     <w:lvl w:ilvl="0">
-      <w:start w:val="1"/>
+      <w:start w:val="0"/>
       <w:numFmt w:val="bullet"/>
       <w:lvlText w:val="-"/>
       <w:lvlJc w:val="left"/>
@@ -12708,7 +12714,7 @@
     <w:lvl w:ilvl="1">
       <w:start w:val="1"/>
       <w:numFmt w:val="bullet"/>
-      <w:lvlText w:val="-"/>
+      <w:lvlText w:val="o"/>
       <w:lvlJc w:val="left"/>
       <w:pPr>
         <w:ind w:left="1440" w:hanging="360"/>
@@ -12720,7 +12726,7 @@
     <w:lvl w:ilvl="2">
       <w:start w:val="1"/>
       <w:numFmt w:val="bullet"/>
-      <w:lvlText w:val="-"/>
+      <w:lvlText w:val="▪"/>
       <w:lvlJc w:val="left"/>
       <w:pPr>
         <w:ind w:left="2160" w:hanging="360"/>
@@ -12732,7 +12738,7 @@
     <w:lvl w:ilvl="3">
       <w:start w:val="1"/>
       <w:numFmt w:val="bullet"/>
-      <w:lvlText w:val="-"/>
+      <w:lvlText w:val="●"/>
       <w:lvlJc w:val="left"/>
       <w:pPr>
         <w:ind w:left="2880" w:hanging="360"/>
@@ -12744,7 +12750,7 @@
     <w:lvl w:ilvl="4">
       <w:start w:val="1"/>
       <w:numFmt w:val="bullet"/>
-      <w:lvlText w:val="-"/>
+      <w:lvlText w:val="o"/>
       <w:lvlJc w:val="left"/>
       <w:pPr>
         <w:ind w:left="3600" w:hanging="360"/>
@@ -12756,7 +12762,7 @@
     <w:lvl w:ilvl="5">
       <w:start w:val="1"/>
       <w:numFmt w:val="bullet"/>
-      <w:lvlText w:val="-"/>
+      <w:lvlText w:val="▪"/>
       <w:lvlJc w:val="left"/>
       <w:pPr>
         <w:ind w:left="4320" w:hanging="360"/>
@@ -12768,7 +12774,7 @@
     <w:lvl w:ilvl="6">
       <w:start w:val="1"/>
       <w:numFmt w:val="bullet"/>
-      <w:lvlText w:val="-"/>
+      <w:lvlText w:val="●"/>
       <w:lvlJc w:val="left"/>
       <w:pPr>
         <w:ind w:left="5040" w:hanging="360"/>
@@ -12780,7 +12786,7 @@
     <w:lvl w:ilvl="7">
       <w:start w:val="1"/>
       <w:numFmt w:val="bullet"/>
-      <w:lvlText w:val="-"/>
+      <w:lvlText w:val="o"/>
       <w:lvlJc w:val="left"/>
       <w:pPr>
         <w:ind w:left="5760" w:hanging="360"/>
@@ -12792,7 +12798,7 @@
     <w:lvl w:ilvl="8">
       <w:start w:val="1"/>
       <w:numFmt w:val="bullet"/>
-      <w:lvlText w:val="-"/>
+      <w:lvlText w:val="▪"/>
       <w:lvlJc w:val="left"/>
       <w:pPr>
         <w:ind w:left="6480" w:hanging="360"/>
@@ -12818,7 +12824,7 @@
     <w:lvl w:ilvl="1">
       <w:start w:val="1"/>
       <w:numFmt w:val="bullet"/>
-      <w:lvlText w:val="o"/>
+      <w:lvlText w:val="-"/>
       <w:lvlJc w:val="left"/>
       <w:pPr>
         <w:ind w:left="1440" w:hanging="360"/>
@@ -12830,7 +12836,7 @@
     <w:lvl w:ilvl="2">
       <w:start w:val="1"/>
       <w:numFmt w:val="bullet"/>
-      <w:lvlText w:val="▪"/>
+      <w:lvlText w:val="-"/>
       <w:lvlJc w:val="left"/>
       <w:pPr>
         <w:ind w:left="2160" w:hanging="360"/>
@@ -12842,7 +12848,7 @@
     <w:lvl w:ilvl="3">
       <w:start w:val="1"/>
       <w:numFmt w:val="bullet"/>
-      <w:lvlText w:val="●"/>
+      <w:lvlText w:val="-"/>
       <w:lvlJc w:val="left"/>
       <w:pPr>
         <w:ind w:left="2880" w:hanging="360"/>
@@ -12854,7 +12860,7 @@
     <w:lvl w:ilvl="4">
       <w:start w:val="1"/>
       <w:numFmt w:val="bullet"/>
-      <w:lvlText w:val="o"/>
+      <w:lvlText w:val="-"/>
       <w:lvlJc w:val="left"/>
       <w:pPr>
         <w:ind w:left="3600" w:hanging="360"/>
@@ -12866,7 +12872,7 @@
     <w:lvl w:ilvl="5">
       <w:start w:val="1"/>
       <w:numFmt w:val="bullet"/>
-      <w:lvlText w:val="▪"/>
+      <w:lvlText w:val="-"/>
       <w:lvlJc w:val="left"/>
       <w:pPr>
         <w:ind w:left="4320" w:hanging="360"/>
@@ -12878,7 +12884,7 @@
     <w:lvl w:ilvl="6">
       <w:start w:val="1"/>
       <w:numFmt w:val="bullet"/>
-      <w:lvlText w:val="●"/>
+      <w:lvlText w:val="-"/>
       <w:lvlJc w:val="left"/>
       <w:pPr>
         <w:ind w:left="5040" w:hanging="360"/>
@@ -12890,7 +12896,7 @@
     <w:lvl w:ilvl="7">
       <w:start w:val="1"/>
       <w:numFmt w:val="bullet"/>
-      <w:lvlText w:val="o"/>
+      <w:lvlText w:val="-"/>
       <w:lvlJc w:val="left"/>
       <w:pPr>
         <w:ind w:left="5760" w:hanging="360"/>
@@ -12902,7 +12908,7 @@
     <w:lvl w:ilvl="8">
       <w:start w:val="1"/>
       <w:numFmt w:val="bullet"/>
-      <w:lvlText w:val="▪"/>
+      <w:lvlText w:val="-"/>
       <w:lvlJc w:val="left"/>
       <w:pPr>
         <w:ind w:left="6480" w:hanging="360"/>
@@ -13135,8 +13141,8 @@
   <w:abstractNum w:abstractNumId="17">
     <w:lvl w:ilvl="0">
       <w:start w:val="1"/>
-      <w:numFmt w:val="decimal"/>
-      <w:lvlText w:val="%1)"/>
+      <w:numFmt w:val="bullet"/>
+      <w:lvlText w:val="●"/>
       <w:lvlJc w:val="left"/>
       <w:pPr>
         <w:ind w:left="720" w:hanging="360"/>
@@ -13147,8 +13153,8 @@
     </w:lvl>
     <w:lvl w:ilvl="1">
       <w:start w:val="1"/>
-      <w:numFmt w:val="lowerLetter"/>
-      <w:lvlText w:val="%2)"/>
+      <w:numFmt w:val="bullet"/>
+      <w:lvlText w:val="○"/>
       <w:lvlJc w:val="left"/>
       <w:pPr>
         <w:ind w:left="1440" w:hanging="360"/>
@@ -13159,9 +13165,9 @@
     </w:lvl>
     <w:lvl w:ilvl="2">
       <w:start w:val="1"/>
-      <w:numFmt w:val="lowerRoman"/>
-      <w:lvlText w:val="%3)"/>
-      <w:lvlJc w:val="right"/>
+      <w:numFmt w:val="bullet"/>
+      <w:lvlText w:val="■"/>
+      <w:lvlJc w:val="left"/>
       <w:pPr>
         <w:ind w:left="2160" w:hanging="360"/>
       </w:pPr>
@@ -13171,8 +13177,8 @@
     </w:lvl>
     <w:lvl w:ilvl="3">
       <w:start w:val="1"/>
-      <w:numFmt w:val="decimal"/>
-      <w:lvlText w:val="(%4)"/>
+      <w:numFmt w:val="bullet"/>
+      <w:lvlText w:val="●"/>
       <w:lvlJc w:val="left"/>
       <w:pPr>
         <w:ind w:left="2880" w:hanging="360"/>
@@ -13183,8 +13189,8 @@
     </w:lvl>
     <w:lvl w:ilvl="4">
       <w:start w:val="1"/>
-      <w:numFmt w:val="lowerLetter"/>
-      <w:lvlText w:val="(%5)"/>
+      <w:numFmt w:val="bullet"/>
+      <w:lvlText w:val="○"/>
       <w:lvlJc w:val="left"/>
       <w:pPr>
         <w:ind w:left="3600" w:hanging="360"/>
@@ -13195,9 +13201,9 @@
     </w:lvl>
     <w:lvl w:ilvl="5">
       <w:start w:val="1"/>
-      <w:numFmt w:val="lowerRoman"/>
-      <w:lvlText w:val="(%6)"/>
-      <w:lvlJc w:val="right"/>
+      <w:numFmt w:val="bullet"/>
+      <w:lvlText w:val="■"/>
+      <w:lvlJc w:val="left"/>
       <w:pPr>
         <w:ind w:left="4320" w:hanging="360"/>
       </w:pPr>
@@ -13207,8 +13213,8 @@
     </w:lvl>
     <w:lvl w:ilvl="6">
       <w:start w:val="1"/>
-      <w:numFmt w:val="decimal"/>
-      <w:lvlText w:val="%7."/>
+      <w:numFmt w:val="bullet"/>
+      <w:lvlText w:val="●"/>
       <w:lvlJc w:val="left"/>
       <w:pPr>
         <w:ind w:left="5040" w:hanging="360"/>
@@ -13219,8 +13225,8 @@
     </w:lvl>
     <w:lvl w:ilvl="7">
       <w:start w:val="1"/>
-      <w:numFmt w:val="lowerLetter"/>
-      <w:lvlText w:val="%8."/>
+      <w:numFmt w:val="bullet"/>
+      <w:lvlText w:val="○"/>
       <w:lvlJc w:val="left"/>
       <w:pPr>
         <w:ind w:left="5760" w:hanging="360"/>
@@ -13231,9 +13237,9 @@
     </w:lvl>
     <w:lvl w:ilvl="8">
       <w:start w:val="1"/>
-      <w:numFmt w:val="lowerRoman"/>
-      <w:lvlText w:val="%9."/>
-      <w:lvlJc w:val="right"/>
+      <w:numFmt w:val="bullet"/>
+      <w:lvlText w:val="■"/>
+      <w:lvlJc w:val="left"/>
       <w:pPr>
         <w:ind w:left="6480" w:hanging="360"/>
       </w:pPr>
